--- a/public/tours/international/asia/itineraries/10 Days China Grand Discovery.docx
+++ b/public/tours/international/asia/itineraries/10 Days China Grand Discovery.docx
@@ -1,6 +1,6 @@
 
 <file path=word/document.xml><?xml version="1.0" encoding="utf-8"?>
-<w:document xmlns:wpc="http://schemas.microsoft.com/office/word/2010/wordprocessingCanvas" xmlns:mc="http://schemas.openxmlformats.org/markup-compatibility/2006" xmlns:o="urn:schemas-microsoft-com:office:office" xmlns:r="http://schemas.openxmlformats.org/officeDocument/2006/relationships" xmlns:m="http://schemas.openxmlformats.org/officeDocument/2006/math" xmlns:v="urn:schemas-microsoft-com:vml" xmlns:wp14="http://schemas.microsoft.com/office/word/2010/wordprocessingDrawing" xmlns:wp="http://schemas.openxmlformats.org/drawingml/2006/wordprocessingDrawing" xmlns:w10="urn:schemas-microsoft-com:office:word" xmlns:w="http://schemas.openxmlformats.org/wordprocessingml/2006/main" xmlns:w14="http://schemas.microsoft.com/office/word/2010/wordml" xmlns:w15="http://schemas.microsoft.com/office/word/2012/wordml" xmlns:wpg="http://schemas.microsoft.com/office/word/2010/wordprocessingGroup" xmlns:wpi="http://schemas.microsoft.com/office/word/2010/wordprocessingInk" xmlns:wne="http://schemas.microsoft.com/office/word/2006/wordml" xmlns:wps="http://schemas.microsoft.com/office/word/2010/wordprocessingShape" mc:Ignorable="w14 w15 wp14">
+<w:document xmlns:wpc="http://schemas.microsoft.com/office/word/2010/wordprocessingCanvas" xmlns:cx="http://schemas.microsoft.com/office/drawing/2014/chartex" xmlns:cx1="http://schemas.microsoft.com/office/drawing/2015/9/8/chartex" xmlns:cx2="http://schemas.microsoft.com/office/drawing/2015/10/21/chartex" xmlns:cx3="http://schemas.microsoft.com/office/drawing/2016/5/9/chartex" xmlns:cx4="http://schemas.microsoft.com/office/drawing/2016/5/10/chartex" xmlns:cx5="http://schemas.microsoft.com/office/drawing/2016/5/11/chartex" xmlns:cx6="http://schemas.microsoft.com/office/drawing/2016/5/12/chartex" xmlns:cx7="http://schemas.microsoft.com/office/drawing/2016/5/13/chartex" xmlns:cx8="http://schemas.microsoft.com/office/drawing/2016/5/14/chartex" xmlns:mc="http://schemas.openxmlformats.org/markup-compatibility/2006" xmlns:aink="http://schemas.microsoft.com/office/drawing/2016/ink" xmlns:am3d="http://schemas.microsoft.com/office/drawing/2017/model3d" xmlns:o="urn:schemas-microsoft-com:office:office" xmlns:r="http://schemas.openxmlformats.org/officeDocument/2006/relationships" xmlns:m="http://schemas.openxmlformats.org/officeDocument/2006/math" xmlns:v="urn:schemas-microsoft-com:vml" xmlns:wp14="http://schemas.microsoft.com/office/word/2010/wordprocessingDrawing" xmlns:wp="http://schemas.openxmlformats.org/drawingml/2006/wordprocessingDrawing" xmlns:w10="urn:schemas-microsoft-com:office:word" xmlns:w="http://schemas.openxmlformats.org/wordprocessingml/2006/main" xmlns:w14="http://schemas.microsoft.com/office/word/2010/wordml" xmlns:w15="http://schemas.microsoft.com/office/word/2012/wordml" xmlns:w16cid="http://schemas.microsoft.com/office/word/2016/wordml/cid" xmlns:w16se="http://schemas.microsoft.com/office/word/2015/wordml/symex" xmlns:wpg="http://schemas.microsoft.com/office/word/2010/wordprocessingGroup" xmlns:wpi="http://schemas.microsoft.com/office/word/2010/wordprocessingInk" xmlns:wne="http://schemas.microsoft.com/office/word/2006/wordml" xmlns:wps="http://schemas.microsoft.com/office/word/2010/wordprocessingShape" mc:Ignorable="w14 w15 w16se w16cid wp14">
   <w:body>
     <w:p>
       <w:pPr>
@@ -13,7 +13,6 @@
           <w:lang w:eastAsia="en-IN"/>
         </w:rPr>
       </w:pPr>
-      <w:bookmarkStart w:id="0" w:name="_GoBack"/>
       <w:r>
         <w:rPr>
           <w:rFonts w:ascii="Arial" w:eastAsia="Times New Roman" w:hAnsi="Arial" w:cs="Arial"/>
@@ -37,7 +36,6 @@
         <w:br/>
       </w:r>
       <w:proofErr w:type="spellStart"/>
-      <w:proofErr w:type="gramStart"/>
       <w:r>
         <w:rPr>
           <w:rFonts w:ascii="Arial" w:eastAsia="Times New Roman" w:hAnsi="Arial" w:cs="Arial"/>
@@ -50,7 +48,6 @@
         <w:t>beijing</w:t>
       </w:r>
       <w:proofErr w:type="spellEnd"/>
-      <w:proofErr w:type="gramEnd"/>
       <w:r>
         <w:rPr>
           <w:rFonts w:ascii="Arial" w:eastAsia="Times New Roman" w:hAnsi="Arial" w:cs="Arial"/>
@@ -111,7 +108,6 @@
         <w:t xml:space="preserve"> | shanghai</w:t>
       </w:r>
     </w:p>
-    <w:bookmarkEnd w:id="0"/>
     <w:p>
       <w:pPr>
         <w:rPr>
@@ -406,7 +402,6 @@
       <w:r>
         <w:rPr>
           <w:rFonts w:ascii="Arial" w:eastAsia="Times New Roman" w:hAnsi="Arial" w:cs="Arial"/>
-          <w:b/>
           <w:bCs/>
           <w:color w:val="222222"/>
           <w:lang w:eastAsia="en-IN"/>
@@ -438,7 +433,6 @@
       <w:r>
         <w:rPr>
           <w:rFonts w:ascii="Arial" w:eastAsia="Times New Roman" w:hAnsi="Arial" w:cs="Arial"/>
-          <w:b/>
           <w:bCs/>
           <w:color w:val="222222"/>
           <w:lang w:eastAsia="en-IN"/>
@@ -467,53 +461,22 @@
           <w:lang w:eastAsia="en-IN"/>
         </w:rPr>
       </w:pPr>
-      <w:proofErr w:type="spellStart"/>
-      <w:r>
-        <w:rPr>
-          <w:rFonts w:ascii="Arial" w:eastAsia="Times New Roman" w:hAnsi="Arial" w:cs="Arial"/>
-          <w:b/>
-          <w:bCs/>
-          <w:color w:val="222222"/>
-          <w:lang w:eastAsia="en-IN"/>
-        </w:rPr>
-        <w:t>Zhangjiajie</w:t>
-      </w:r>
-      <w:proofErr w:type="spellEnd"/>
-      <w:r>
-        <w:rPr>
-          <w:rFonts w:ascii="Arial" w:eastAsia="Times New Roman" w:hAnsi="Arial" w:cs="Arial"/>
-          <w:b/>
-          <w:bCs/>
-          <w:color w:val="222222"/>
-          <w:lang w:eastAsia="en-IN"/>
-        </w:rPr>
-        <w:t>:</w:t>
-      </w:r>
-      <w:r>
-        <w:rPr>
-          <w:rFonts w:ascii="Arial" w:eastAsia="Times New Roman" w:hAnsi="Arial" w:cs="Arial"/>
-          <w:color w:val="222222"/>
-          <w:lang w:eastAsia="en-IN"/>
-        </w:rPr>
-        <w:t xml:space="preserve"> </w:t>
-      </w:r>
-      <w:proofErr w:type="spellStart"/>
-      <w:r>
-        <w:rPr>
-          <w:rFonts w:ascii="Arial" w:eastAsia="Times New Roman" w:hAnsi="Arial" w:cs="Arial"/>
-          <w:color w:val="222222"/>
-          <w:lang w:eastAsia="en-IN"/>
-        </w:rPr>
-        <w:t>Zhangjiajie</w:t>
-      </w:r>
-      <w:proofErr w:type="spellEnd"/>
-      <w:r>
-        <w:rPr>
-          <w:rFonts w:ascii="Arial" w:eastAsia="Times New Roman" w:hAnsi="Arial" w:cs="Arial"/>
-          <w:color w:val="222222"/>
-          <w:lang w:eastAsia="en-IN"/>
-        </w:rPr>
-        <w:t xml:space="preserve"> Best Western </w:t>
+      <w:r>
+        <w:rPr>
+          <w:rFonts w:ascii="Arial" w:eastAsia="Times New Roman" w:hAnsi="Arial" w:cs="Arial"/>
+          <w:bCs/>
+          <w:color w:val="222222"/>
+          <w:lang w:eastAsia="en-IN"/>
+        </w:rPr>
+        <w:t>Zhangjiajie:</w:t>
+      </w:r>
+      <w:r>
+        <w:rPr>
+          <w:rFonts w:ascii="Arial" w:eastAsia="Times New Roman" w:hAnsi="Arial" w:cs="Arial"/>
+          <w:color w:val="222222"/>
+          <w:lang w:eastAsia="en-IN"/>
+        </w:rPr>
+        <w:t xml:space="preserve"> Zhangjiajie Best Western </w:t>
       </w:r>
       <w:proofErr w:type="spellStart"/>
       <w:r>
@@ -550,7 +513,6 @@
       <w:r>
         <w:rPr>
           <w:rFonts w:ascii="Arial" w:eastAsia="Times New Roman" w:hAnsi="Arial" w:cs="Arial"/>
-          <w:b/>
           <w:bCs/>
           <w:color w:val="222222"/>
           <w:lang w:eastAsia="en-IN"/>
@@ -954,25 +916,7 @@
           <w:lang w:eastAsia="en-IN"/>
         </w:rPr>
         <w:br/>
-        <w:t xml:space="preserve">After breakfast, transfer to airport for flight to Zhangjiajie. On arrival, transfer to hotel. Dinner and overnight stay in </w:t>
-      </w:r>
-      <w:proofErr w:type="spellStart"/>
-      <w:r>
-        <w:rPr>
-          <w:rFonts w:ascii="Arial" w:eastAsia="Times New Roman" w:hAnsi="Arial" w:cs="Arial"/>
-          <w:color w:val="222222"/>
-          <w:lang w:eastAsia="en-IN"/>
-        </w:rPr>
-        <w:t>Zhangjiajie</w:t>
-      </w:r>
-      <w:proofErr w:type="spellEnd"/>
-      <w:r>
-        <w:rPr>
-          <w:rFonts w:ascii="Arial" w:eastAsia="Times New Roman" w:hAnsi="Arial" w:cs="Arial"/>
-          <w:color w:val="222222"/>
-          <w:lang w:eastAsia="en-IN"/>
-        </w:rPr>
-        <w:t>.</w:t>
+        <w:t>After breakfast, transfer to airport for flight to Zhangjiajie. On arrival, transfer to hotel. Dinner and overnight stay in Zhangjiajie.</w:t>
       </w:r>
       <w:r>
         <w:rPr>
@@ -1305,6 +1249,7 @@
           <w:lang w:eastAsia="en-IN"/>
         </w:rPr>
       </w:pPr>
+      <w:bookmarkStart w:id="0" w:name="_GoBack"/>
       <w:r>
         <w:rPr>
           <w:rFonts w:ascii="Arial" w:eastAsia="Times New Roman" w:hAnsi="Arial" w:cs="Arial"/>
@@ -1316,7 +1261,6 @@
       <w:r>
         <w:rPr>
           <w:rFonts w:ascii="Arial" w:eastAsia="Times New Roman" w:hAnsi="Arial" w:cs="Arial"/>
-          <w:b/>
           <w:bCs/>
           <w:color w:val="222222"/>
           <w:lang w:eastAsia="en-IN"/>
@@ -1355,7 +1299,6 @@
       <w:r>
         <w:rPr>
           <w:rFonts w:ascii="Arial" w:eastAsia="Times New Roman" w:hAnsi="Arial" w:cs="Arial"/>
-          <w:b/>
           <w:bCs/>
           <w:color w:val="222222"/>
           <w:lang w:eastAsia="en-IN"/>
@@ -1394,7 +1337,6 @@
       <w:r>
         <w:rPr>
           <w:rFonts w:ascii="Arial" w:eastAsia="Times New Roman" w:hAnsi="Arial" w:cs="Arial"/>
-          <w:b/>
           <w:bCs/>
           <w:color w:val="222222"/>
           <w:lang w:eastAsia="en-IN"/>
@@ -1410,6 +1352,7 @@
         <w:t xml:space="preserve"> </w:t>
       </w:r>
     </w:p>
+    <w:bookmarkEnd w:id="0"/>
     <w:p>
       <w:pPr>
         <w:rPr>
@@ -1859,7 +1802,7 @@
 </file>
 
 <file path=word/endnotes.xml><?xml version="1.0" encoding="utf-8"?>
-<w:endnotes xmlns:wpc="http://schemas.microsoft.com/office/word/2010/wordprocessingCanvas" xmlns:mc="http://schemas.openxmlformats.org/markup-compatibility/2006" xmlns:o="urn:schemas-microsoft-com:office:office" xmlns:r="http://schemas.openxmlformats.org/officeDocument/2006/relationships" xmlns:m="http://schemas.openxmlformats.org/officeDocument/2006/math" xmlns:v="urn:schemas-microsoft-com:vml" xmlns:wp14="http://schemas.microsoft.com/office/word/2010/wordprocessingDrawing" xmlns:wp="http://schemas.openxmlformats.org/drawingml/2006/wordprocessingDrawing" xmlns:w10="urn:schemas-microsoft-com:office:word" xmlns:w="http://schemas.openxmlformats.org/wordprocessingml/2006/main" xmlns:w14="http://schemas.microsoft.com/office/word/2010/wordml" xmlns:w15="http://schemas.microsoft.com/office/word/2012/wordml" xmlns:wpg="http://schemas.microsoft.com/office/word/2010/wordprocessingGroup" xmlns:wpi="http://schemas.microsoft.com/office/word/2010/wordprocessingInk" xmlns:wne="http://schemas.microsoft.com/office/word/2006/wordml" xmlns:wps="http://schemas.microsoft.com/office/word/2010/wordprocessingShape" mc:Ignorable="w14 w15 wp14">
+<w:endnotes xmlns:wpc="http://schemas.microsoft.com/office/word/2010/wordprocessingCanvas" xmlns:cx="http://schemas.microsoft.com/office/drawing/2014/chartex" xmlns:cx1="http://schemas.microsoft.com/office/drawing/2015/9/8/chartex" xmlns:cx2="http://schemas.microsoft.com/office/drawing/2015/10/21/chartex" xmlns:cx3="http://schemas.microsoft.com/office/drawing/2016/5/9/chartex" xmlns:cx4="http://schemas.microsoft.com/office/drawing/2016/5/10/chartex" xmlns:cx5="http://schemas.microsoft.com/office/drawing/2016/5/11/chartex" xmlns:cx6="http://schemas.microsoft.com/office/drawing/2016/5/12/chartex" xmlns:cx7="http://schemas.microsoft.com/office/drawing/2016/5/13/chartex" xmlns:cx8="http://schemas.microsoft.com/office/drawing/2016/5/14/chartex" xmlns:mc="http://schemas.openxmlformats.org/markup-compatibility/2006" xmlns:aink="http://schemas.microsoft.com/office/drawing/2016/ink" xmlns:am3d="http://schemas.microsoft.com/office/drawing/2017/model3d" xmlns:o="urn:schemas-microsoft-com:office:office" xmlns:r="http://schemas.openxmlformats.org/officeDocument/2006/relationships" xmlns:m="http://schemas.openxmlformats.org/officeDocument/2006/math" xmlns:v="urn:schemas-microsoft-com:vml" xmlns:wp14="http://schemas.microsoft.com/office/word/2010/wordprocessingDrawing" xmlns:wp="http://schemas.openxmlformats.org/drawingml/2006/wordprocessingDrawing" xmlns:w10="urn:schemas-microsoft-com:office:word" xmlns:w="http://schemas.openxmlformats.org/wordprocessingml/2006/main" xmlns:w14="http://schemas.microsoft.com/office/word/2010/wordml" xmlns:w15="http://schemas.microsoft.com/office/word/2012/wordml" xmlns:w16cid="http://schemas.microsoft.com/office/word/2016/wordml/cid" xmlns:w16se="http://schemas.microsoft.com/office/word/2015/wordml/symex" xmlns:wpg="http://schemas.microsoft.com/office/word/2010/wordprocessingGroup" xmlns:wpi="http://schemas.microsoft.com/office/word/2010/wordprocessingInk" xmlns:wne="http://schemas.microsoft.com/office/word/2006/wordml" xmlns:wps="http://schemas.microsoft.com/office/word/2010/wordprocessingShape" mc:Ignorable="w14 w15 w16se w16cid wp14">
   <w:endnote w:type="separator" w:id="-1">
     <w:p>
       <w:pPr>
@@ -1884,7 +1827,7 @@
 </file>
 
 <file path=word/footer1.xml><?xml version="1.0" encoding="utf-8"?>
-<w:ftr xmlns:wpc="http://schemas.microsoft.com/office/word/2010/wordprocessingCanvas" xmlns:mc="http://schemas.openxmlformats.org/markup-compatibility/2006" xmlns:o="urn:schemas-microsoft-com:office:office" xmlns:r="http://schemas.openxmlformats.org/officeDocument/2006/relationships" xmlns:m="http://schemas.openxmlformats.org/officeDocument/2006/math" xmlns:v="urn:schemas-microsoft-com:vml" xmlns:wp14="http://schemas.microsoft.com/office/word/2010/wordprocessingDrawing" xmlns:wp="http://schemas.openxmlformats.org/drawingml/2006/wordprocessingDrawing" xmlns:w10="urn:schemas-microsoft-com:office:word" xmlns:w="http://schemas.openxmlformats.org/wordprocessingml/2006/main" xmlns:w14="http://schemas.microsoft.com/office/word/2010/wordml" xmlns:w15="http://schemas.microsoft.com/office/word/2012/wordml" xmlns:wpg="http://schemas.microsoft.com/office/word/2010/wordprocessingGroup" xmlns:wpi="http://schemas.microsoft.com/office/word/2010/wordprocessingInk" xmlns:wne="http://schemas.microsoft.com/office/word/2006/wordml" xmlns:wps="http://schemas.microsoft.com/office/word/2010/wordprocessingShape" mc:Ignorable="w14 w15 wp14">
+<w:ftr xmlns:wpc="http://schemas.microsoft.com/office/word/2010/wordprocessingCanvas" xmlns:cx="http://schemas.microsoft.com/office/drawing/2014/chartex" xmlns:cx1="http://schemas.microsoft.com/office/drawing/2015/9/8/chartex" xmlns:cx2="http://schemas.microsoft.com/office/drawing/2015/10/21/chartex" xmlns:cx3="http://schemas.microsoft.com/office/drawing/2016/5/9/chartex" xmlns:cx4="http://schemas.microsoft.com/office/drawing/2016/5/10/chartex" xmlns:cx5="http://schemas.microsoft.com/office/drawing/2016/5/11/chartex" xmlns:cx6="http://schemas.microsoft.com/office/drawing/2016/5/12/chartex" xmlns:cx7="http://schemas.microsoft.com/office/drawing/2016/5/13/chartex" xmlns:cx8="http://schemas.microsoft.com/office/drawing/2016/5/14/chartex" xmlns:mc="http://schemas.openxmlformats.org/markup-compatibility/2006" xmlns:aink="http://schemas.microsoft.com/office/drawing/2016/ink" xmlns:am3d="http://schemas.microsoft.com/office/drawing/2017/model3d" xmlns:o="urn:schemas-microsoft-com:office:office" xmlns:r="http://schemas.openxmlformats.org/officeDocument/2006/relationships" xmlns:m="http://schemas.openxmlformats.org/officeDocument/2006/math" xmlns:v="urn:schemas-microsoft-com:vml" xmlns:wp14="http://schemas.microsoft.com/office/word/2010/wordprocessingDrawing" xmlns:wp="http://schemas.openxmlformats.org/drawingml/2006/wordprocessingDrawing" xmlns:w10="urn:schemas-microsoft-com:office:word" xmlns:w="http://schemas.openxmlformats.org/wordprocessingml/2006/main" xmlns:w14="http://schemas.microsoft.com/office/word/2010/wordml" xmlns:w15="http://schemas.microsoft.com/office/word/2012/wordml" xmlns:w16cid="http://schemas.microsoft.com/office/word/2016/wordml/cid" xmlns:w16se="http://schemas.microsoft.com/office/word/2015/wordml/symex" xmlns:wpg="http://schemas.microsoft.com/office/word/2010/wordprocessingGroup" xmlns:wpi="http://schemas.microsoft.com/office/word/2010/wordprocessingInk" xmlns:wne="http://schemas.microsoft.com/office/word/2006/wordml" xmlns:wps="http://schemas.microsoft.com/office/word/2010/wordprocessingShape" mc:Ignorable="w14 w15 w16se w16cid wp14">
   <w:p>
     <w:pPr>
       <w:pStyle w:val="BodyText"/>
@@ -2162,7 +2105,7 @@
 </file>
 
 <file path=word/footnotes.xml><?xml version="1.0" encoding="utf-8"?>
-<w:footnotes xmlns:wpc="http://schemas.microsoft.com/office/word/2010/wordprocessingCanvas" xmlns:mc="http://schemas.openxmlformats.org/markup-compatibility/2006" xmlns:o="urn:schemas-microsoft-com:office:office" xmlns:r="http://schemas.openxmlformats.org/officeDocument/2006/relationships" xmlns:m="http://schemas.openxmlformats.org/officeDocument/2006/math" xmlns:v="urn:schemas-microsoft-com:vml" xmlns:wp14="http://schemas.microsoft.com/office/word/2010/wordprocessingDrawing" xmlns:wp="http://schemas.openxmlformats.org/drawingml/2006/wordprocessingDrawing" xmlns:w10="urn:schemas-microsoft-com:office:word" xmlns:w="http://schemas.openxmlformats.org/wordprocessingml/2006/main" xmlns:w14="http://schemas.microsoft.com/office/word/2010/wordml" xmlns:w15="http://schemas.microsoft.com/office/word/2012/wordml" xmlns:wpg="http://schemas.microsoft.com/office/word/2010/wordprocessingGroup" xmlns:wpi="http://schemas.microsoft.com/office/word/2010/wordprocessingInk" xmlns:wne="http://schemas.microsoft.com/office/word/2006/wordml" xmlns:wps="http://schemas.microsoft.com/office/word/2010/wordprocessingShape" mc:Ignorable="w14 w15 wp14">
+<w:footnotes xmlns:wpc="http://schemas.microsoft.com/office/word/2010/wordprocessingCanvas" xmlns:cx="http://schemas.microsoft.com/office/drawing/2014/chartex" xmlns:cx1="http://schemas.microsoft.com/office/drawing/2015/9/8/chartex" xmlns:cx2="http://schemas.microsoft.com/office/drawing/2015/10/21/chartex" xmlns:cx3="http://schemas.microsoft.com/office/drawing/2016/5/9/chartex" xmlns:cx4="http://schemas.microsoft.com/office/drawing/2016/5/10/chartex" xmlns:cx5="http://schemas.microsoft.com/office/drawing/2016/5/11/chartex" xmlns:cx6="http://schemas.microsoft.com/office/drawing/2016/5/12/chartex" xmlns:cx7="http://schemas.microsoft.com/office/drawing/2016/5/13/chartex" xmlns:cx8="http://schemas.microsoft.com/office/drawing/2016/5/14/chartex" xmlns:mc="http://schemas.openxmlformats.org/markup-compatibility/2006" xmlns:aink="http://schemas.microsoft.com/office/drawing/2016/ink" xmlns:am3d="http://schemas.microsoft.com/office/drawing/2017/model3d" xmlns:o="urn:schemas-microsoft-com:office:office" xmlns:r="http://schemas.openxmlformats.org/officeDocument/2006/relationships" xmlns:m="http://schemas.openxmlformats.org/officeDocument/2006/math" xmlns:v="urn:schemas-microsoft-com:vml" xmlns:wp14="http://schemas.microsoft.com/office/word/2010/wordprocessingDrawing" xmlns:wp="http://schemas.openxmlformats.org/drawingml/2006/wordprocessingDrawing" xmlns:w10="urn:schemas-microsoft-com:office:word" xmlns:w="http://schemas.openxmlformats.org/wordprocessingml/2006/main" xmlns:w14="http://schemas.microsoft.com/office/word/2010/wordml" xmlns:w15="http://schemas.microsoft.com/office/word/2012/wordml" xmlns:w16cid="http://schemas.microsoft.com/office/word/2016/wordml/cid" xmlns:w16se="http://schemas.microsoft.com/office/word/2015/wordml/symex" xmlns:wpg="http://schemas.microsoft.com/office/word/2010/wordprocessingGroup" xmlns:wpi="http://schemas.microsoft.com/office/word/2010/wordprocessingInk" xmlns:wne="http://schemas.microsoft.com/office/word/2006/wordml" xmlns:wps="http://schemas.microsoft.com/office/word/2010/wordprocessingShape" mc:Ignorable="w14 w15 w16se w16cid wp14">
   <w:footnote w:type="separator" w:id="-1">
     <w:p>
       <w:pPr>
@@ -2187,7 +2130,7 @@
 </file>
 
 <file path=word/header1.xml><?xml version="1.0" encoding="utf-8"?>
-<w:hdr xmlns:wpc="http://schemas.microsoft.com/office/word/2010/wordprocessingCanvas" xmlns:mc="http://schemas.openxmlformats.org/markup-compatibility/2006" xmlns:o="urn:schemas-microsoft-com:office:office" xmlns:r="http://schemas.openxmlformats.org/officeDocument/2006/relationships" xmlns:m="http://schemas.openxmlformats.org/officeDocument/2006/math" xmlns:v="urn:schemas-microsoft-com:vml" xmlns:wp14="http://schemas.microsoft.com/office/word/2010/wordprocessingDrawing" xmlns:wp="http://schemas.openxmlformats.org/drawingml/2006/wordprocessingDrawing" xmlns:w10="urn:schemas-microsoft-com:office:word" xmlns:w="http://schemas.openxmlformats.org/wordprocessingml/2006/main" xmlns:w14="http://schemas.microsoft.com/office/word/2010/wordml" xmlns:w15="http://schemas.microsoft.com/office/word/2012/wordml" xmlns:wpg="http://schemas.microsoft.com/office/word/2010/wordprocessingGroup" xmlns:wpi="http://schemas.microsoft.com/office/word/2010/wordprocessingInk" xmlns:wne="http://schemas.microsoft.com/office/word/2006/wordml" xmlns:wps="http://schemas.microsoft.com/office/word/2010/wordprocessingShape" mc:Ignorable="w14 w15 wp14">
+<w:hdr xmlns:wpc="http://schemas.microsoft.com/office/word/2010/wordprocessingCanvas" xmlns:cx="http://schemas.microsoft.com/office/drawing/2014/chartex" xmlns:cx1="http://schemas.microsoft.com/office/drawing/2015/9/8/chartex" xmlns:cx2="http://schemas.microsoft.com/office/drawing/2015/10/21/chartex" xmlns:cx3="http://schemas.microsoft.com/office/drawing/2016/5/9/chartex" xmlns:cx4="http://schemas.microsoft.com/office/drawing/2016/5/10/chartex" xmlns:cx5="http://schemas.microsoft.com/office/drawing/2016/5/11/chartex" xmlns:cx6="http://schemas.microsoft.com/office/drawing/2016/5/12/chartex" xmlns:cx7="http://schemas.microsoft.com/office/drawing/2016/5/13/chartex" xmlns:cx8="http://schemas.microsoft.com/office/drawing/2016/5/14/chartex" xmlns:mc="http://schemas.openxmlformats.org/markup-compatibility/2006" xmlns:aink="http://schemas.microsoft.com/office/drawing/2016/ink" xmlns:am3d="http://schemas.microsoft.com/office/drawing/2017/model3d" xmlns:o="urn:schemas-microsoft-com:office:office" xmlns:r="http://schemas.openxmlformats.org/officeDocument/2006/relationships" xmlns:m="http://schemas.openxmlformats.org/officeDocument/2006/math" xmlns:v="urn:schemas-microsoft-com:vml" xmlns:wp14="http://schemas.microsoft.com/office/word/2010/wordprocessingDrawing" xmlns:wp="http://schemas.openxmlformats.org/drawingml/2006/wordprocessingDrawing" xmlns:w10="urn:schemas-microsoft-com:office:word" xmlns:w="http://schemas.openxmlformats.org/wordprocessingml/2006/main" xmlns:w14="http://schemas.microsoft.com/office/word/2010/wordml" xmlns:w15="http://schemas.microsoft.com/office/word/2012/wordml" xmlns:w16cid="http://schemas.microsoft.com/office/word/2016/wordml/cid" xmlns:w16se="http://schemas.microsoft.com/office/word/2015/wordml/symex" xmlns:wpg="http://schemas.microsoft.com/office/word/2010/wordprocessingGroup" xmlns:wpi="http://schemas.microsoft.com/office/word/2010/wordprocessingInk" xmlns:wne="http://schemas.microsoft.com/office/word/2006/wordml" xmlns:wps="http://schemas.microsoft.com/office/word/2010/wordprocessingShape" mc:Ignorable="w14 w15 w16se w16cid wp14">
   <w:p>
     <w:pPr>
       <w:pStyle w:val="Header"/>
@@ -2246,8 +2189,8 @@
 </file>
 
 <file path=word/numbering.xml><?xml version="1.0" encoding="utf-8"?>
-<w:numbering xmlns:wpc="http://schemas.microsoft.com/office/word/2010/wordprocessingCanvas" xmlns:mc="http://schemas.openxmlformats.org/markup-compatibility/2006" xmlns:o="urn:schemas-microsoft-com:office:office" xmlns:r="http://schemas.openxmlformats.org/officeDocument/2006/relationships" xmlns:m="http://schemas.openxmlformats.org/officeDocument/2006/math" xmlns:v="urn:schemas-microsoft-com:vml" xmlns:wp14="http://schemas.microsoft.com/office/word/2010/wordprocessingDrawing" xmlns:wp="http://schemas.openxmlformats.org/drawingml/2006/wordprocessingDrawing" xmlns:w10="urn:schemas-microsoft-com:office:word" xmlns:w="http://schemas.openxmlformats.org/wordprocessingml/2006/main" xmlns:w14="http://schemas.microsoft.com/office/word/2010/wordml" xmlns:w15="http://schemas.microsoft.com/office/word/2012/wordml" xmlns:wpg="http://schemas.microsoft.com/office/word/2010/wordprocessingGroup" xmlns:wpi="http://schemas.microsoft.com/office/word/2010/wordprocessingInk" xmlns:wne="http://schemas.microsoft.com/office/word/2006/wordml" xmlns:wps="http://schemas.microsoft.com/office/word/2010/wordprocessingShape" mc:Ignorable="w14 w15 wp14">
-  <w:abstractNum w:abstractNumId="0">
+<w:numbering xmlns:wpc="http://schemas.microsoft.com/office/word/2010/wordprocessingCanvas" xmlns:cx="http://schemas.microsoft.com/office/drawing/2014/chartex" xmlns:cx1="http://schemas.microsoft.com/office/drawing/2015/9/8/chartex" xmlns:cx2="http://schemas.microsoft.com/office/drawing/2015/10/21/chartex" xmlns:cx3="http://schemas.microsoft.com/office/drawing/2016/5/9/chartex" xmlns:cx4="http://schemas.microsoft.com/office/drawing/2016/5/10/chartex" xmlns:cx5="http://schemas.microsoft.com/office/drawing/2016/5/11/chartex" xmlns:cx6="http://schemas.microsoft.com/office/drawing/2016/5/12/chartex" xmlns:cx7="http://schemas.microsoft.com/office/drawing/2016/5/13/chartex" xmlns:cx8="http://schemas.microsoft.com/office/drawing/2016/5/14/chartex" xmlns:mc="http://schemas.openxmlformats.org/markup-compatibility/2006" xmlns:aink="http://schemas.microsoft.com/office/drawing/2016/ink" xmlns:am3d="http://schemas.microsoft.com/office/drawing/2017/model3d" xmlns:o="urn:schemas-microsoft-com:office:office" xmlns:r="http://schemas.openxmlformats.org/officeDocument/2006/relationships" xmlns:m="http://schemas.openxmlformats.org/officeDocument/2006/math" xmlns:v="urn:schemas-microsoft-com:vml" xmlns:wp14="http://schemas.microsoft.com/office/word/2010/wordprocessingDrawing" xmlns:wp="http://schemas.openxmlformats.org/drawingml/2006/wordprocessingDrawing" xmlns:w10="urn:schemas-microsoft-com:office:word" xmlns:w="http://schemas.openxmlformats.org/wordprocessingml/2006/main" xmlns:w14="http://schemas.microsoft.com/office/word/2010/wordml" xmlns:w15="http://schemas.microsoft.com/office/word/2012/wordml" xmlns:w16cid="http://schemas.microsoft.com/office/word/2016/wordml/cid" xmlns:w16se="http://schemas.microsoft.com/office/word/2015/wordml/symex" xmlns:wpg="http://schemas.microsoft.com/office/word/2010/wordprocessingGroup" xmlns:wpi="http://schemas.microsoft.com/office/word/2010/wordprocessingInk" xmlns:wne="http://schemas.microsoft.com/office/word/2006/wordml" xmlns:wps="http://schemas.microsoft.com/office/word/2010/wordprocessingShape" mc:Ignorable="w14 w15 w16se w16cid wp14">
+  <w:abstractNum w:abstractNumId="0" w15:restartNumberingAfterBreak="0">
     <w:nsid w:val="0BF61486"/>
     <w:multiLevelType w:val="multilevel"/>
     <w:tmpl w:val="321232BC"/>
@@ -2396,7 +2339,7 @@
       </w:rPr>
     </w:lvl>
   </w:abstractNum>
-  <w:abstractNum w:abstractNumId="1">
+  <w:abstractNum w:abstractNumId="1" w15:restartNumberingAfterBreak="0">
     <w:nsid w:val="47D747DE"/>
     <w:multiLevelType w:val="multilevel"/>
     <w:tmpl w:val="A3A8EAA2"/>
@@ -2545,7 +2488,7 @@
       </w:rPr>
     </w:lvl>
   </w:abstractNum>
-  <w:abstractNum w:abstractNumId="2">
+  <w:abstractNum w:abstractNumId="2" w15:restartNumberingAfterBreak="0">
     <w:nsid w:val="4B8C765A"/>
     <w:multiLevelType w:val="hybridMultilevel"/>
     <w:tmpl w:val="472846F8"/>
@@ -2658,7 +2601,7 @@
       </w:rPr>
     </w:lvl>
   </w:abstractNum>
-  <w:abstractNum w:abstractNumId="3">
+  <w:abstractNum w:abstractNumId="3" w15:restartNumberingAfterBreak="0">
     <w:nsid w:val="5FF325FC"/>
     <w:multiLevelType w:val="hybridMultilevel"/>
     <w:tmpl w:val="F800A326"/>
@@ -2771,7 +2714,7 @@
       </w:rPr>
     </w:lvl>
   </w:abstractNum>
-  <w:abstractNum w:abstractNumId="4">
+  <w:abstractNum w:abstractNumId="4" w15:restartNumberingAfterBreak="0">
     <w:nsid w:val="657034F4"/>
     <w:multiLevelType w:val="multilevel"/>
     <w:tmpl w:val="48C298C0"/>
@@ -2920,7 +2863,7 @@
       </w:rPr>
     </w:lvl>
   </w:abstractNum>
-  <w:abstractNum w:abstractNumId="5">
+  <w:abstractNum w:abstractNumId="5" w15:restartNumberingAfterBreak="0">
     <w:nsid w:val="6F456BD6"/>
     <w:multiLevelType w:val="multilevel"/>
     <w:tmpl w:val="78363260"/>
@@ -3069,7 +3012,7 @@
       </w:rPr>
     </w:lvl>
   </w:abstractNum>
-  <w:abstractNum w:abstractNumId="6">
+  <w:abstractNum w:abstractNumId="6" w15:restartNumberingAfterBreak="0">
     <w:nsid w:val="7FEA10B9"/>
     <w:multiLevelType w:val="multilevel"/>
     <w:tmpl w:val="56C4118A"/>
@@ -3243,7 +3186,7 @@
 </file>
 
 <file path=word/styles.xml><?xml version="1.0" encoding="utf-8"?>
-<w:styles xmlns:mc="http://schemas.openxmlformats.org/markup-compatibility/2006" xmlns:r="http://schemas.openxmlformats.org/officeDocument/2006/relationships" xmlns:w="http://schemas.openxmlformats.org/wordprocessingml/2006/main" xmlns:w14="http://schemas.microsoft.com/office/word/2010/wordml" xmlns:w15="http://schemas.microsoft.com/office/word/2012/wordml" mc:Ignorable="w14 w15">
+<w:styles xmlns:mc="http://schemas.openxmlformats.org/markup-compatibility/2006" xmlns:r="http://schemas.openxmlformats.org/officeDocument/2006/relationships" xmlns:w="http://schemas.openxmlformats.org/wordprocessingml/2006/main" xmlns:w14="http://schemas.microsoft.com/office/word/2010/wordml" xmlns:w15="http://schemas.microsoft.com/office/word/2012/wordml" xmlns:w16cid="http://schemas.microsoft.com/office/word/2016/wordml/cid" xmlns:w16se="http://schemas.microsoft.com/office/word/2015/wordml/symex" mc:Ignorable="w14 w15 w16se w16cid">
   <w:docDefaults>
     <w:rPrDefault>
       <w:rPr>
@@ -3259,7 +3202,7 @@
       </w:pPr>
     </w:pPrDefault>
   </w:docDefaults>
-  <w:latentStyles w:defLockedState="0" w:defUIPriority="99" w:defSemiHidden="0" w:defUnhideWhenUsed="0" w:defQFormat="0" w:count="371">
+  <w:latentStyles w:defLockedState="0" w:defUIPriority="99" w:defSemiHidden="0" w:defUnhideWhenUsed="0" w:defQFormat="0" w:count="375">
     <w:lsdException w:name="Normal" w:uiPriority="0" w:qFormat="1"/>
     <w:lsdException w:name="heading 1" w:uiPriority="9" w:qFormat="1"/>
     <w:lsdException w:name="heading 2" w:semiHidden="1" w:uiPriority="9" w:unhideWhenUsed="1" w:qFormat="1"/>
@@ -3365,7 +3308,6 @@
     <w:lsdException w:name="HTML Sample" w:semiHidden="1" w:unhideWhenUsed="1"/>
     <w:lsdException w:name="HTML Typewriter" w:semiHidden="1" w:unhideWhenUsed="1"/>
     <w:lsdException w:name="HTML Variable" w:semiHidden="1" w:unhideWhenUsed="1"/>
-    <w:lsdException w:name="Normal Table" w:semiHidden="1" w:unhideWhenUsed="1"/>
     <w:lsdException w:name="annotation subject" w:semiHidden="1" w:unhideWhenUsed="1"/>
     <w:lsdException w:name="No List" w:semiHidden="1" w:unhideWhenUsed="1"/>
     <w:lsdException w:name="Outline List 1" w:semiHidden="1" w:unhideWhenUsed="1"/>
@@ -3409,10 +3351,8 @@
     <w:lsdException w:name="Table Elegant" w:semiHidden="1" w:unhideWhenUsed="1"/>
     <w:lsdException w:name="Table Professional" w:semiHidden="1" w:unhideWhenUsed="1"/>
     <w:lsdException w:name="Table Subtle 1" w:semiHidden="1" w:unhideWhenUsed="1"/>
-    <w:lsdException w:name="Table Subtle 2" w:semiHidden="1" w:unhideWhenUsed="1"/>
     <w:lsdException w:name="Table Web 1" w:semiHidden="1" w:unhideWhenUsed="1"/>
     <w:lsdException w:name="Table Web 2" w:semiHidden="1" w:unhideWhenUsed="1"/>
-    <w:lsdException w:name="Table Web 3" w:semiHidden="1" w:unhideWhenUsed="1"/>
     <w:lsdException w:name="Balloon Text" w:semiHidden="1" w:unhideWhenUsed="1"/>
     <w:lsdException w:name="Table Grid" w:uiPriority="39"/>
     <w:lsdException w:name="Table Theme" w:semiHidden="1" w:unhideWhenUsed="1"/>
@@ -3631,6 +3571,10 @@
     <w:lsdException w:name="List Table 5 Dark Accent 6" w:uiPriority="50"/>
     <w:lsdException w:name="List Table 6 Colorful Accent 6" w:uiPriority="51"/>
     <w:lsdException w:name="List Table 7 Colorful Accent 6" w:uiPriority="52"/>
+    <w:lsdException w:name="Mention" w:semiHidden="1" w:unhideWhenUsed="1"/>
+    <w:lsdException w:name="Smart Hyperlink" w:semiHidden="1" w:unhideWhenUsed="1"/>
+    <w:lsdException w:name="Hashtag" w:semiHidden="1" w:unhideWhenUsed="1"/>
+    <w:lsdException w:name="Unresolved Mention" w:semiHidden="1" w:unhideWhenUsed="1"/>
   </w:latentStyles>
   <w:style w:type="paragraph" w:default="1" w:styleId="Normal">
     <w:name w:val="Normal"/>
@@ -3716,7 +3660,6 @@
       <w:spacing w:after="0" w:line="240" w:lineRule="auto"/>
     </w:pPr>
     <w:tblPr>
-      <w:tblInd w:w="0" w:type="dxa"/>
       <w:tblBorders>
         <w:top w:val="single" w:sz="4" w:space="0" w:color="auto"/>
         <w:left w:val="single" w:sz="4" w:space="0" w:color="auto"/>
@@ -3725,12 +3668,6 @@
         <w:insideH w:val="single" w:sz="4" w:space="0" w:color="auto"/>
         <w:insideV w:val="single" w:sz="4" w:space="0" w:color="auto"/>
       </w:tblBorders>
-      <w:tblCellMar>
-        <w:top w:w="0" w:type="dxa"/>
-        <w:left w:w="108" w:type="dxa"/>
-        <w:bottom w:w="0" w:type="dxa"/>
-        <w:right w:w="108" w:type="dxa"/>
-      </w:tblCellMar>
     </w:tblPr>
   </w:style>
   <w:style w:type="paragraph" w:styleId="ListParagraph">
